--- a/Assignments/Physics 441 Assignments 3.docx
+++ b/Assignments/Physics 441 Assignments 3.docx
@@ -12,93 +12,43 @@
         </w:rPr>
       </w:pPr>
       <w:r>
-        <w:t xml:space="preserve">    </w:t>
-      </w:r>
-      <w:r>
-        <w:rPr>
-          <w:sz w:val="22"/>
-          <w:szCs w:val="22"/>
-        </w:rPr>
-        <w:t>Physics 441</w:t>
-      </w:r>
-      <w:r>
-        <w:rPr>
-          <w:sz w:val="22"/>
-          <w:szCs w:val="22"/>
-        </w:rPr>
-        <w:t>/</w:t>
-      </w:r>
-      <w:r>
-        <w:rPr>
-          <w:sz w:val="22"/>
-          <w:szCs w:val="22"/>
-        </w:rPr>
-        <w:t>PCSE 503</w:t>
-      </w:r>
-      <w:r>
-        <w:rPr>
-          <w:sz w:val="22"/>
-          <w:szCs w:val="22"/>
-        </w:rPr>
-        <w:t xml:space="preserve"> Assignment</w:t>
-      </w:r>
-      <w:r>
-        <w:rPr>
-          <w:sz w:val="22"/>
-          <w:szCs w:val="22"/>
-        </w:rPr>
-        <w:t xml:space="preserve"> </w:t>
-      </w:r>
-      <w:r>
-        <w:rPr>
-          <w:sz w:val="22"/>
-          <w:szCs w:val="22"/>
-        </w:rPr>
-        <w:t>3</w:t>
-      </w:r>
-    </w:p>
-    <w:p>
-      <w:pPr>
-        <w:jc w:val="center"/>
-        <w:rPr>
-          <w:sz w:val="22"/>
-          <w:szCs w:val="22"/>
-        </w:rPr>
-      </w:pPr>
-      <w:r>
-        <w:rPr>
-          <w:sz w:val="22"/>
-          <w:szCs w:val="22"/>
-        </w:rPr>
-        <w:t xml:space="preserve">Due Date: </w:t>
-      </w:r>
-      <w:r>
-        <w:rPr>
-          <w:sz w:val="22"/>
-          <w:szCs w:val="22"/>
-        </w:rPr>
-        <w:t xml:space="preserve"> Friday, October 6</w:t>
-      </w:r>
-      <w:r>
-        <w:rPr>
-          <w:sz w:val="22"/>
-          <w:szCs w:val="22"/>
-        </w:rPr>
-        <w:t>,</w:t>
-      </w:r>
-      <w:r>
-        <w:rPr>
-          <w:sz w:val="22"/>
-          <w:szCs w:val="22"/>
-        </w:rPr>
-        <w:t xml:space="preserve"> </w:t>
-      </w:r>
-      <w:r>
-        <w:rPr>
-          <w:sz w:val="22"/>
-          <w:szCs w:val="22"/>
-        </w:rPr>
-        <w:t>2023</w:t>
+        <w:t>PHYS 441/541 Assignment 3</w:t>
+      </w:r>
+      <w:r>
+        <w:rPr>
+          <w:sz w:val="22"/>
+          <w:szCs w:val="22"/>
+        </w:rPr>
+      </w:r>
+      <w:r>
+        <w:rPr>
+          <w:sz w:val="22"/>
+          <w:szCs w:val="22"/>
+        </w:rPr>
+      </w:r>
+      <w:r>
+        <w:rPr>
+          <w:sz w:val="22"/>
+          <w:szCs w:val="22"/>
+        </w:rPr>
+      </w:r>
+      <w:r>
+        <w:rPr>
+          <w:sz w:val="22"/>
+          <w:szCs w:val="22"/>
+        </w:rPr>
+      </w:r>
+      <w:r>
+        <w:rPr>
+          <w:sz w:val="22"/>
+          <w:szCs w:val="22"/>
+        </w:rPr>
+      </w:r>
+      <w:r>
+        <w:rPr>
+          <w:sz w:val="22"/>
+          <w:szCs w:val="22"/>
+        </w:rPr>
       </w:r>
     </w:p>
     <w:p>
@@ -223,7 +173,7 @@
           <w:sz w:val="22"/>
           <w:szCs w:val="22"/>
         </w:rPr>
-        <w:t xml:space="preserve">Now, modify the code to consider the problem of a baseball.  Assume a launch height of 1m above ground level.  For the initial launch speed, use 100 mph (converted to m/s, of course).  What </w:t>
+        <w:t>Now modify the code to consider a baseball launched from 1 m above ground level at 100 mph (converted to m/s). What is the ideal launch angle in this case? Compare your result with the value shown here:</w:t>
       </w:r>
       <w:proofErr w:type="gramStart"/>
       <w:r>
@@ -231,7 +181,6 @@
           <w:sz w:val="22"/>
           <w:szCs w:val="22"/>
         </w:rPr>
-        <w:t>is</w:t>
       </w:r>
       <w:proofErr w:type="gramEnd"/>
       <w:r>
@@ -239,14 +188,12 @@
           <w:sz w:val="22"/>
           <w:szCs w:val="22"/>
         </w:rPr>
-        <w:t xml:space="preserve"> the idea launch angle in this case?  Compare your results to </w:t>
-      </w:r>
-      <w:r>
-        <w:rPr>
-          <w:sz w:val="22"/>
-          <w:szCs w:val="22"/>
-        </w:rPr>
-        <w:t>those obtained here:</w:t>
+      </w:r>
+      <w:r>
+        <w:rPr>
+          <w:sz w:val="22"/>
+          <w:szCs w:val="22"/>
+        </w:rPr>
       </w:r>
     </w:p>
     <w:p>
